--- a/templates/diatem-gabarit.docx
+++ b/templates/diatem-gabarit.docx
@@ -191,7 +191,215 @@
             <mc:AlternateContent>
               <mc:Choice Requires="wps">
                 <w:drawing>
-                  <wp:anchor distT="0" distB="0" distL="114300" distR="114300" simplePos="0" relativeHeight="251796992" behindDoc="0" locked="0" layoutInCell="1" allowOverlap="1" wp14:anchorId="4D95F991" wp14:editId="729F00B4">
+                  <wp:anchor distT="0" distB="0" distL="114300" distR="114300" simplePos="0" relativeHeight="251793920" behindDoc="0" locked="0" layoutInCell="1" allowOverlap="1" wp14:anchorId="4A99F78B" wp14:editId="75A39B97">
+                    <wp:simplePos x="0" y="0"/>
+                    <wp:positionH relativeFrom="margin">
+                      <wp:align>center</wp:align>
+                    </wp:positionH>
+                    <wp:positionV relativeFrom="paragraph">
+                      <wp:posOffset>6586855</wp:posOffset>
+                    </wp:positionV>
+                    <wp:extent cx="6624955" cy="1854200"/>
+                    <wp:effectExtent l="0" t="0" r="4445" b="0"/>
+                    <wp:wrapNone/>
+                    <wp:docPr id="7" name="Zone de texte 18"/>
+                    <wp:cNvGraphicFramePr/>
+                    <a:graphic xmlns:a="http://schemas.openxmlformats.org/drawingml/2006/main">
+                      <a:graphicData uri="http://schemas.microsoft.com/office/word/2010/wordprocessingShape">
+                        <wps:wsp>
+                          <wps:cNvSpPr txBox="1"/>
+                          <wps:spPr bwMode="auto">
+                            <a:xfrm>
+                              <a:off x="0" y="0"/>
+                              <a:ext cx="6624955" cy="1854200"/>
+                            </a:xfrm>
+                            <a:prstGeom prst="rect">
+                              <a:avLst/>
+                            </a:prstGeom>
+                            <a:solidFill>
+                              <a:schemeClr val="tx1"/>
+                            </a:solidFill>
+                            <a:ln w="6350">
+                              <a:noFill/>
+                            </a:ln>
+                          </wps:spPr>
+                          <wps:txbx>
+                            <w:txbxContent>
+                              <w:p>
+                                <w:pPr>
+                                  <w:rPr>
+                                    <w:rFonts w:ascii="Poppins ExtraBold" w:hAnsi="Poppins ExtraBold" w:cs="Poppins ExtraBold"/>
+                                    <w:color w:val="F7D504" w:themeColor="background1"/>
+                                    <w:sz w:val="52"/>
+                                    <w:szCs w:val="52"/>
+                                    <w:lang w:val="fr-FR"/>
+                                  </w:rPr>
+                                </w:pPr>
+                                <w:r>
+                                  <w:rPr>
+                                    <w:rFonts w:ascii="Poppins ExtraBold" w:hAnsi="Poppins ExtraBold" w:cs="Poppins ExtraBold"/>
+                                    <w:color w:val="F7D504" w:themeColor="background1"/>
+                                    <w:sz w:val="52"/>
+                                    <w:szCs w:val="52"/>
+                                    <w:lang w:val="fr-FR"/>
+                                  </w:rPr>
+                                  <w:t>{{</w:t>
+                                </w:r>
+                                <w:proofErr w:type="spellStart"/>
+                                <w:r>
+                                  <w:rPr>
+                                    <w:rFonts w:ascii="Poppins ExtraBold" w:hAnsi="Poppins ExtraBold" w:cs="Poppins ExtraBold"/>
+                                    <w:color w:val="F7D504" w:themeColor="background1"/>
+                                    <w:sz w:val="52"/>
+                                    <w:szCs w:val="52"/>
+                                    <w:lang w:val="fr-FR"/>
+                                  </w:rPr>
+                                  <w:t>title</w:t>
+                                </w:r>
+                                <w:proofErr w:type="spellEnd"/>
+                                <w:r>
+                                  <w:rPr>
+                                    <w:rFonts w:ascii="Poppins ExtraBold" w:hAnsi="Poppins ExtraBold" w:cs="Poppins ExtraBold"/>
+                                    <w:color w:val="F7D504" w:themeColor="background1"/>
+                                    <w:sz w:val="52"/>
+                                    <w:szCs w:val="52"/>
+                                    <w:lang w:val="fr-FR"/>
+                                  </w:rPr>
+                                  <w:t>}}</w:t>
+                                </w:r>
+                              </w:p>
+                              <w:p>
+                                <w:pPr>
+                                  <w:spacing w:line="720" w:lineRule="exact"/>
+                                  <w:rPr>
+                                    <w:rFonts w:ascii="Poppins ExtraLight" w:hAnsi="Poppins ExtraLight" w:cs="Poppins ExtraLight"/>
+                                    <w:color w:val="F7D504" w:themeColor="background1"/>
+                                    <w:sz w:val="80"/>
+                                    <w:szCs w:val="80"/>
+                                    <w:lang w:val="fr-FR"/>
+                                  </w:rPr>
+                                </w:pPr>
+                                <w:r>
+                                  <w:rPr>
+                                    <w:rFonts w:ascii="Poppins ExtraLight" w:hAnsi="Poppins ExtraLight" w:cs="Poppins ExtraLight"/>
+                                    <w:color w:val="F7D504" w:themeColor="background1"/>
+                                    <w:sz w:val="80"/>
+                                    <w:szCs w:val="80"/>
+                                    <w:lang w:val="fr-FR"/>
+                                  </w:rPr>
+                                  <w:br/>
+                                </w:r>
+                              </w:p>
+                            </w:txbxContent>
+                          </wps:txbx>
+                          <wps:bodyPr rot="0" spcFirstLastPara="0" vertOverflow="overflow" horzOverflow="overflow" vert="horz" wrap="square" lIns="91440" tIns="45720" rIns="91440" bIns="45720" numCol="1" spcCol="0" rtlCol="0" fromWordArt="0" anchor="t" anchorCtr="0" forceAA="0" compatLnSpc="1">
+                            <a:prstTxWarp prst="textNoShape">
+                              <a:avLst/>
+                            </a:prstTxWarp>
+                            <a:noAutofit/>
+                          </wps:bodyPr>
+                        </wps:wsp>
+                      </a:graphicData>
+                    </a:graphic>
+                    <wp14:sizeRelH relativeFrom="margin">
+                      <wp14:pctWidth>0</wp14:pctWidth>
+                    </wp14:sizeRelH>
+                    <wp14:sizeRelV relativeFrom="margin">
+                      <wp14:pctHeight>0</wp14:pctHeight>
+                    </wp14:sizeRelV>
+                  </wp:anchor>
+                </w:drawing>
+              </mc:Choice>
+              <mc:Fallback>
+                <w:pict>
+                  <v:shapetype w14:anchorId="4A99F78B" id="_x0000_t202" coordsize="21600,21600" o:spt="202" path="m,l,21600r21600,l21600,xe">
+                    <v:stroke joinstyle="miter"/>
+                    <v:path gradientshapeok="t" o:connecttype="rect"/>
+                  </v:shapetype>
+                  <v:shape id="Zone de texte 18" o:spid="_x0000_s1026" type="#_x0000_t202" style="position:absolute;margin-left:0;margin-top:518.65pt;width:521.65pt;height:146pt;z-index:251793920;visibility:visible;mso-wrap-style:square;mso-width-percent:0;mso-height-percent:0;mso-wrap-distance-left:9pt;mso-wrap-distance-top:0;mso-wrap-distance-right:9pt;mso-wrap-distance-bottom:0;mso-position-horizontal:center;mso-position-horizontal-relative:margin;mso-position-vertical:absolute;mso-position-vertical-relative:text;mso-width-percent:0;mso-height-percent:0;mso-width-relative:margin;mso-height-relative:margin;v-text-anchor:top" o:gfxdata="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" fillcolor="#16366a [3213]" stroked="f" strokeweight=".5pt">
+                    <v:textbox>
+                      <w:txbxContent>
+                        <w:p>
+                          <w:pPr>
+                            <w:rPr>
+                              <w:rFonts w:ascii="Poppins ExtraBold" w:hAnsi="Poppins ExtraBold" w:cs="Poppins ExtraBold"/>
+                              <w:color w:val="F7D504" w:themeColor="background1"/>
+                              <w:sz w:val="52"/>
+                              <w:szCs w:val="52"/>
+                              <w:lang w:val="fr-FR"/>
+                            </w:rPr>
+                          </w:pPr>
+                          <w:r>
+                            <w:rPr>
+                              <w:rFonts w:ascii="Poppins ExtraBold" w:hAnsi="Poppins ExtraBold" w:cs="Poppins ExtraBold"/>
+                              <w:color w:val="F7D504" w:themeColor="background1"/>
+                              <w:sz w:val="52"/>
+                              <w:szCs w:val="52"/>
+                              <w:lang w:val="fr-FR"/>
+                            </w:rPr>
+                            <w:t>{{</w:t>
+                          </w:r>
+                          <w:proofErr w:type="spellStart"/>
+                          <w:r>
+                            <w:rPr>
+                              <w:rFonts w:ascii="Poppins ExtraBold" w:hAnsi="Poppins ExtraBold" w:cs="Poppins ExtraBold"/>
+                              <w:color w:val="F7D504" w:themeColor="background1"/>
+                              <w:sz w:val="52"/>
+                              <w:szCs w:val="52"/>
+                              <w:lang w:val="fr-FR"/>
+                            </w:rPr>
+                            <w:t>title</w:t>
+                          </w:r>
+                          <w:proofErr w:type="spellEnd"/>
+                          <w:r>
+                            <w:rPr>
+                              <w:rFonts w:ascii="Poppins ExtraBold" w:hAnsi="Poppins ExtraBold" w:cs="Poppins ExtraBold"/>
+                              <w:color w:val="F7D504" w:themeColor="background1"/>
+                              <w:sz w:val="52"/>
+                              <w:szCs w:val="52"/>
+                              <w:lang w:val="fr-FR"/>
+                            </w:rPr>
+                            <w:t>}}</w:t>
+                          </w:r>
+                        </w:p>
+                        <w:p>
+                          <w:pPr>
+                            <w:spacing w:line="720" w:lineRule="exact"/>
+                            <w:rPr>
+                              <w:rFonts w:ascii="Poppins ExtraLight" w:hAnsi="Poppins ExtraLight" w:cs="Poppins ExtraLight"/>
+                              <w:color w:val="F7D504" w:themeColor="background1"/>
+                              <w:sz w:val="80"/>
+                              <w:szCs w:val="80"/>
+                              <w:lang w:val="fr-FR"/>
+                            </w:rPr>
+                          </w:pPr>
+                          <w:r>
+                            <w:rPr>
+                              <w:rFonts w:ascii="Poppins ExtraLight" w:hAnsi="Poppins ExtraLight" w:cs="Poppins ExtraLight"/>
+                              <w:color w:val="F7D504" w:themeColor="background1"/>
+                              <w:sz w:val="80"/>
+                              <w:szCs w:val="80"/>
+                              <w:lang w:val="fr-FR"/>
+                            </w:rPr>
+                            <w:br/>
+                          </w:r>
+                        </w:p>
+                      </w:txbxContent>
+                    </v:textbox>
+                    <w10:wrap anchorx="margin"/>
+                  </v:shape>
+                </w:pict>
+              </mc:Fallback>
+            </mc:AlternateContent>
+          </w:r>
+          <w:r>
+            <w:rPr>
+              <w:noProof/>
+            </w:rPr>
+            <mc:AlternateContent>
+              <mc:Choice Requires="wps">
+                <w:drawing>
+                  <wp:anchor distT="0" distB="0" distL="114300" distR="114300" simplePos="0" relativeHeight="251796992" behindDoc="0" locked="0" layoutInCell="1" allowOverlap="1" wp14:anchorId="4D95F991" wp14:editId="40C1CE1D">
                     <wp:simplePos x="0" y="0"/>
                     <wp:positionH relativeFrom="margin">
                       <wp:posOffset>-271145</wp:posOffset>
@@ -290,11 +498,7 @@
               </mc:Choice>
               <mc:Fallback>
                 <w:pict>
-                  <v:shapetype w14:anchorId="4D95F991" id="_x0000_t202" coordsize="21600,21600" o:spt="202" path="m,l,21600r21600,l21600,xe">
-                    <v:stroke joinstyle="miter"/>
-                    <v:path gradientshapeok="t" o:connecttype="rect"/>
-                  </v:shapetype>
-                  <v:shape id="Zone de texte 18" o:spid="_x0000_s1026" type="#_x0000_t202" style="position:absolute;margin-left:-21.35pt;margin-top:682.9pt;width:521.65pt;height:252.75pt;z-index:251796992;visibility:visible;mso-wrap-style:square;mso-width-percent:0;mso-height-percent:0;mso-wrap-distance-left:9pt;mso-wrap-distance-top:0;mso-wrap-distance-right:9pt;mso-wrap-distance-bottom:0;mso-position-horizontal:absolute;mso-position-horizontal-relative:margin;mso-position-vertical:absolute;mso-position-vertical-relative:text;mso-width-percent:0;mso-height-percent:0;mso-width-relative:margin;mso-height-relative:margin;v-text-anchor:top" o:gfxdata="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" fillcolor="#16366a [3213]" stroked="f" strokeweight=".5pt">
+                  <v:shape w14:anchorId="4D95F991" id="_x0000_s1027" type="#_x0000_t202" style="position:absolute;margin-left:-21.35pt;margin-top:682.9pt;width:521.65pt;height:252.75pt;z-index:251796992;visibility:visible;mso-wrap-style:square;mso-width-percent:0;mso-height-percent:0;mso-wrap-distance-left:9pt;mso-wrap-distance-top:0;mso-wrap-distance-right:9pt;mso-wrap-distance-bottom:0;mso-position-horizontal:absolute;mso-position-horizontal-relative:margin;mso-position-vertical:absolute;mso-position-vertical-relative:text;mso-width-percent:0;mso-height-percent:0;mso-width-relative:margin;mso-height-relative:margin;v-text-anchor:top" o:gfxdata="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" fillcolor="#16366a [3213]" stroked="f" strokeweight=".5pt">
                     <v:textbox>
                       <w:txbxContent>
                         <w:p>
@@ -316,210 +520,6 @@
                               <w:lang w:val="fr-FR"/>
                             </w:rPr>
                             <w:t>{{date}}</w:t>
-                          </w:r>
-                        </w:p>
-                        <w:p>
-                          <w:pPr>
-                            <w:spacing w:line="720" w:lineRule="exact"/>
-                            <w:rPr>
-                              <w:rFonts w:ascii="Poppins ExtraLight" w:hAnsi="Poppins ExtraLight" w:cs="Poppins ExtraLight"/>
-                              <w:color w:val="F7D504" w:themeColor="background1"/>
-                              <w:sz w:val="80"/>
-                              <w:szCs w:val="80"/>
-                              <w:lang w:val="fr-FR"/>
-                            </w:rPr>
-                          </w:pPr>
-                          <w:r>
-                            <w:rPr>
-                              <w:rFonts w:ascii="Poppins ExtraLight" w:hAnsi="Poppins ExtraLight" w:cs="Poppins ExtraLight"/>
-                              <w:color w:val="F7D504" w:themeColor="background1"/>
-                              <w:sz w:val="80"/>
-                              <w:szCs w:val="80"/>
-                              <w:lang w:val="fr-FR"/>
-                            </w:rPr>
-                            <w:br/>
-                          </w:r>
-                        </w:p>
-                      </w:txbxContent>
-                    </v:textbox>
-                    <w10:wrap anchorx="margin"/>
-                  </v:shape>
-                </w:pict>
-              </mc:Fallback>
-            </mc:AlternateContent>
-          </w:r>
-          <w:r>
-            <w:rPr>
-              <w:noProof/>
-            </w:rPr>
-            <mc:AlternateContent>
-              <mc:Choice Requires="wps">
-                <w:drawing>
-                  <wp:anchor distT="0" distB="0" distL="114300" distR="114300" simplePos="0" relativeHeight="251793920" behindDoc="0" locked="0" layoutInCell="1" allowOverlap="1" wp14:anchorId="4A99F78B" wp14:editId="60D02EF7">
-                    <wp:simplePos x="0" y="0"/>
-                    <wp:positionH relativeFrom="margin">
-                      <wp:align>center</wp:align>
-                    </wp:positionH>
-                    <wp:positionV relativeFrom="paragraph">
-                      <wp:posOffset>6586855</wp:posOffset>
-                    </wp:positionV>
-                    <wp:extent cx="6624955" cy="1085850"/>
-                    <wp:effectExtent l="0" t="0" r="4445" b="0"/>
-                    <wp:wrapNone/>
-                    <wp:docPr id="7" name="Zone de texte 18"/>
-                    <wp:cNvGraphicFramePr/>
-                    <a:graphic xmlns:a="http://schemas.openxmlformats.org/drawingml/2006/main">
-                      <a:graphicData uri="http://schemas.microsoft.com/office/word/2010/wordprocessingShape">
-                        <wps:wsp>
-                          <wps:cNvSpPr txBox="1"/>
-                          <wps:spPr bwMode="auto">
-                            <a:xfrm>
-                              <a:off x="0" y="0"/>
-                              <a:ext cx="6624955" cy="1085850"/>
-                            </a:xfrm>
-                            <a:prstGeom prst="rect">
-                              <a:avLst/>
-                            </a:prstGeom>
-                            <a:solidFill>
-                              <a:schemeClr val="tx1"/>
-                            </a:solidFill>
-                            <a:ln w="6350">
-                              <a:noFill/>
-                            </a:ln>
-                          </wps:spPr>
-                          <wps:txbx>
-                            <w:txbxContent>
-                              <w:p>
-                                <w:pPr>
-                                  <w:rPr>
-                                    <w:rFonts w:ascii="Poppins ExtraBold" w:hAnsi="Poppins ExtraBold" w:cs="Poppins ExtraBold"/>
-                                    <w:color w:val="F7D504" w:themeColor="background1"/>
-                                    <w:sz w:val="96"/>
-                                    <w:szCs w:val="96"/>
-                                    <w:lang w:val="fr-FR"/>
-                                  </w:rPr>
-                                </w:pPr>
-                                <w:r>
-                                  <w:rPr>
-                                    <w:rFonts w:ascii="Poppins ExtraBold" w:hAnsi="Poppins ExtraBold" w:cs="Poppins ExtraBold"/>
-                                    <w:color w:val="F7D504" w:themeColor="background1"/>
-                                    <w:sz w:val="96"/>
-                                    <w:szCs w:val="96"/>
-                                    <w:lang w:val="fr-FR"/>
-                                  </w:rPr>
-                                  <w:t>{{</w:t>
-                                </w:r>
-                                <w:proofErr w:type="spellStart"/>
-                                <w:r>
-                                  <w:rPr>
-                                    <w:rFonts w:ascii="Poppins ExtraBold" w:hAnsi="Poppins ExtraBold" w:cs="Poppins ExtraBold"/>
-                                    <w:color w:val="F7D504" w:themeColor="background1"/>
-                                    <w:sz w:val="96"/>
-                                    <w:szCs w:val="96"/>
-                                    <w:lang w:val="fr-FR"/>
-                                  </w:rPr>
-                                  <w:t>title</w:t>
-                                </w:r>
-                                <w:proofErr w:type="spellEnd"/>
-                                <w:r>
-                                  <w:rPr>
-                                    <w:rFonts w:ascii="Poppins ExtraBold" w:hAnsi="Poppins ExtraBold" w:cs="Poppins ExtraBold"/>
-                                    <w:color w:val="F7D504" w:themeColor="background1"/>
-                                    <w:sz w:val="96"/>
-                                    <w:szCs w:val="96"/>
-                                    <w:lang w:val="fr-FR"/>
-                                  </w:rPr>
-                                  <w:t>}}</w:t>
-                                </w:r>
-                              </w:p>
-                              <w:p>
-                                <w:pPr>
-                                  <w:spacing w:line="720" w:lineRule="exact"/>
-                                  <w:rPr>
-                                    <w:rFonts w:ascii="Poppins ExtraLight" w:hAnsi="Poppins ExtraLight" w:cs="Poppins ExtraLight"/>
-                                    <w:color w:val="F7D504" w:themeColor="background1"/>
-                                    <w:sz w:val="80"/>
-                                    <w:szCs w:val="80"/>
-                                    <w:lang w:val="fr-FR"/>
-                                  </w:rPr>
-                                </w:pPr>
-                                <w:r>
-                                  <w:rPr>
-                                    <w:rFonts w:ascii="Poppins ExtraLight" w:hAnsi="Poppins ExtraLight" w:cs="Poppins ExtraLight"/>
-                                    <w:color w:val="F7D504" w:themeColor="background1"/>
-                                    <w:sz w:val="80"/>
-                                    <w:szCs w:val="80"/>
-                                    <w:lang w:val="fr-FR"/>
-                                  </w:rPr>
-                                  <w:br/>
-                                </w:r>
-                              </w:p>
-                            </w:txbxContent>
-                          </wps:txbx>
-                          <wps:bodyPr rot="0" spcFirstLastPara="0" vertOverflow="overflow" horzOverflow="overflow" vert="horz" wrap="square" lIns="91440" tIns="45720" rIns="91440" bIns="45720" numCol="1" spcCol="0" rtlCol="0" fromWordArt="0" anchor="t" anchorCtr="0" forceAA="0" compatLnSpc="1">
-                            <a:prstTxWarp prst="textNoShape">
-                              <a:avLst/>
-                            </a:prstTxWarp>
-                            <a:noAutofit/>
-                          </wps:bodyPr>
-                        </wps:wsp>
-                      </a:graphicData>
-                    </a:graphic>
-                    <wp14:sizeRelH relativeFrom="margin">
-                      <wp14:pctWidth>0</wp14:pctWidth>
-                    </wp14:sizeRelH>
-                    <wp14:sizeRelV relativeFrom="margin">
-                      <wp14:pctHeight>0</wp14:pctHeight>
-                    </wp14:sizeRelV>
-                  </wp:anchor>
-                </w:drawing>
-              </mc:Choice>
-              <mc:Fallback>
-                <w:pict>
-                  <v:shape w14:anchorId="4A99F78B" id="_x0000_s1027" type="#_x0000_t202" style="position:absolute;margin-left:0;margin-top:518.65pt;width:521.65pt;height:85.5pt;z-index:251793920;visibility:visible;mso-wrap-style:square;mso-width-percent:0;mso-height-percent:0;mso-wrap-distance-left:9pt;mso-wrap-distance-top:0;mso-wrap-distance-right:9pt;mso-wrap-distance-bottom:0;mso-position-horizontal:center;mso-position-horizontal-relative:margin;mso-position-vertical:absolute;mso-position-vertical-relative:text;mso-width-percent:0;mso-height-percent:0;mso-width-relative:margin;mso-height-relative:margin;v-text-anchor:top" o:gfxdata="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" fillcolor="#16366a [3213]" stroked="f" strokeweight=".5pt">
-                    <v:textbox>
-                      <w:txbxContent>
-                        <w:p>
-                          <w:pPr>
-                            <w:rPr>
-                              <w:rFonts w:ascii="Poppins ExtraBold" w:hAnsi="Poppins ExtraBold" w:cs="Poppins ExtraBold"/>
-                              <w:color w:val="F7D504" w:themeColor="background1"/>
-                              <w:sz w:val="96"/>
-                              <w:szCs w:val="96"/>
-                              <w:lang w:val="fr-FR"/>
-                            </w:rPr>
-                          </w:pPr>
-                          <w:r>
-                            <w:rPr>
-                              <w:rFonts w:ascii="Poppins ExtraBold" w:hAnsi="Poppins ExtraBold" w:cs="Poppins ExtraBold"/>
-                              <w:color w:val="F7D504" w:themeColor="background1"/>
-                              <w:sz w:val="96"/>
-                              <w:szCs w:val="96"/>
-                              <w:lang w:val="fr-FR"/>
-                            </w:rPr>
-                            <w:t>{{</w:t>
-                          </w:r>
-                          <w:proofErr w:type="spellStart"/>
-                          <w:r>
-                            <w:rPr>
-                              <w:rFonts w:ascii="Poppins ExtraBold" w:hAnsi="Poppins ExtraBold" w:cs="Poppins ExtraBold"/>
-                              <w:color w:val="F7D504" w:themeColor="background1"/>
-                              <w:sz w:val="96"/>
-                              <w:szCs w:val="96"/>
-                              <w:lang w:val="fr-FR"/>
-                            </w:rPr>
-                            <w:t>title</w:t>
-                          </w:r>
-                          <w:proofErr w:type="spellEnd"/>
-                          <w:r>
-                            <w:rPr>
-                              <w:rFonts w:ascii="Poppins ExtraBold" w:hAnsi="Poppins ExtraBold" w:cs="Poppins ExtraBold"/>
-                              <w:color w:val="F7D504" w:themeColor="background1"/>
-                              <w:sz w:val="96"/>
-                              <w:szCs w:val="96"/>
-                              <w:lang w:val="fr-FR"/>
-                            </w:rPr>
-                            <w:t>}}</w:t>
                           </w:r>
                         </w:p>
                         <w:p>
@@ -735,7 +735,6 @@
         <w:pStyle w:val="diatem-textbase"/>
         <w:ind w:left="0"/>
         <w:rPr>
-          <w:sz w:val="52"/>
           <w:lang w:val="fr-FR"/>
         </w:rPr>
       </w:pPr>
@@ -745,19 +744,39 @@
         </w:rPr>
         <w:t>{{summary}}</w:t>
       </w:r>
+      <w:bookmarkEnd w:id="2"/>
+      <w:bookmarkEnd w:id="1"/>
+    </w:p>
+    <w:p>
+      <w:pPr>
+        <w:pStyle w:val="diatem-textbase"/>
+        <w:ind w:left="0"/>
+        <w:rPr>
+          <w:lang w:val="fr-FR"/>
+        </w:rPr>
+      </w:pPr>
+    </w:p>
+    <w:p>
+      <w:pPr>
+        <w:rPr>
+          <w:sz w:val="20"/>
+          <w:szCs w:val="18"/>
+          <w:lang w:val="fr-FR"/>
+        </w:rPr>
+      </w:pPr>
       <w:r>
         <w:rPr>
           <w:lang w:val="fr-FR"/>
         </w:rPr>
-        <w:br w:type="page" w:clear="all"/>
+        <w:br w:type="page"/>
       </w:r>
     </w:p>
-    <w:bookmarkEnd w:id="2"/>
-    <w:bookmarkEnd w:id="1"/>
     <w:p>
       <w:pPr>
         <w:pStyle w:val="diatem-textbase"/>
+        <w:ind w:left="0"/>
         <w:rPr>
+          <w:sz w:val="52"/>
           <w:lang w:val="fr-FR"/>
         </w:rPr>
       </w:pPr>
@@ -780,6 +799,22 @@
         </w:rPr>
         <w:t>}}</w:t>
       </w:r>
+    </w:p>
+    <w:p>
+      <w:pPr>
+        <w:pStyle w:val="diatem-textbase"/>
+        <w:rPr>
+          <w:lang w:val="fr-FR"/>
+        </w:rPr>
+      </w:pPr>
+    </w:p>
+    <w:p>
+      <w:pPr>
+        <w:pStyle w:val="diatem-textbase"/>
+        <w:rPr>
+          <w:lang w:val="fr-FR"/>
+        </w:rPr>
+      </w:pPr>
     </w:p>
     <w:sectPr>
       <w:headerReference w:type="default" r:id="rId20"/>
@@ -930,31 +965,18 @@
       <w:br/>
       <w:t xml:space="preserve">Tél. 03 88 22 74 20 - Fax. 03 88 22 26 92 - www.diatem.net - </w:t>
     </w:r>
-    <w:r>
-      <w:fldChar w:fldCharType="begin"/>
-    </w:r>
-    <w:r>
-      <w:rPr>
-        <w:lang w:val="fr-FR"/>
-      </w:rPr>
-      <w:instrText>HYPERLINK "mailto:info@diatem.net" \o "mailto:info@diatem.net"</w:instrText>
-    </w:r>
-    <w:r>
-      <w:fldChar w:fldCharType="separate"/>
-    </w:r>
-    <w:r>
-      <w:rPr>
-        <w:rStyle w:val="Lienhypertexte"/>
-        <w:rFonts w:ascii="Poppins" w:hAnsi="Poppins" w:cs="Poppins"/>
-        <w:sz w:val="14"/>
-        <w:szCs w:val="14"/>
-        <w:lang w:val="fr-FR"/>
-      </w:rPr>
-      <w:t>info@diatem.net</w:t>
-    </w:r>
-    <w:r>
-      <w:fldChar w:fldCharType="end"/>
-    </w:r>
+    <w:hyperlink r:id="rId3" w:tooltip="mailto:info@diatem.net" w:history="1">
+      <w:r>
+        <w:rPr>
+          <w:rStyle w:val="Lienhypertexte"/>
+          <w:rFonts w:ascii="Poppins" w:hAnsi="Poppins" w:cs="Poppins"/>
+          <w:sz w:val="14"/>
+          <w:szCs w:val="14"/>
+          <w:lang w:val="fr-FR"/>
+        </w:rPr>
+        <w:t>info@diatem.net</w:t>
+      </w:r>
+    </w:hyperlink>
   </w:p>
 </w:ftr>
 </file>
